--- a/_build/docx/01_Кадровые_документы/5_Доп_соглашение_к_трудовому_договору.docx
+++ b/_build/docx/01_Кадровые_документы/5_Доп_соглашение_к_трудовому_договору.docx
@@ -46,7 +46,7 @@
         <w:rPr>
           <w:rFonts w:ascii="Times New Roman" w:hAnsi="Times New Roman"/>
         </w:rPr>
-        <w:t>«Наниматель», в лице заместителя директора Покалюка Дениса Георгиевича,</w:t>
+        <w:t>«Наниматель», в лице директора Калиты Александра Владимировича,</w:t>
       </w:r>
     </w:p>
     <w:p>
@@ -54,7 +54,7 @@
         <w:rPr>
           <w:rFonts w:ascii="Times New Roman" w:hAnsi="Times New Roman"/>
         </w:rPr>
-        <w:t xml:space="preserve">действующего на основании ______________, с одной стороны, и </w:t>
+        <w:t xml:space="preserve">действующего на основании Устава, с одной стороны, и </w:t>
       </w:r>
       <w:r>
         <w:rPr>
@@ -170,7 +170,7 @@
         <w:rPr>
           <w:rFonts w:ascii="Times New Roman" w:hAnsi="Times New Roman"/>
         </w:rPr>
-        <w:t>размере 300,00 (триста) бел. руб.</w:t>
+        <w:t>размере 500,00 (пятьсот) бел. руб.</w:t>
       </w:r>
     </w:p>
     <w:p>
@@ -313,7 +313,7 @@
                 <w:rFonts w:ascii="Times New Roman" w:hAnsi="Times New Roman"/>
                 <w:sz w:val="22"/>
               </w:rPr>
-              <w:t>Заместитель директора</w:t>
+              <w:t>Директор</w:t>
             </w:r>
           </w:p>
         </w:tc>
@@ -335,7 +335,7 @@
                 <w:rFonts w:ascii="Times New Roman" w:hAnsi="Times New Roman"/>
                 <w:sz w:val="22"/>
               </w:rPr>
-              <w:t>_______________ Д.Г. Покалюк</w:t>
+              <w:t>_______________ А.В. Калита</w:t>
             </w:r>
           </w:p>
         </w:tc>

--- a/_build/docx/01_Кадровые_документы/5_Доп_соглашение_к_трудовому_договору.docx
+++ b/_build/docx/01_Кадровые_документы/5_Доп_соглашение_к_трудовому_договору.docx
@@ -30,7 +30,7 @@
         <w:rPr>
           <w:rFonts w:ascii="Times New Roman" w:hAnsi="Times New Roman"/>
         </w:rPr>
-        <w:t>г. Брест                                                      «___» июня 2026 г.</w:t>
+        <w:t>г. Брест                                                      «___» __________ 2026 г.</w:t>
       </w:r>
     </w:p>
     <w:p>
@@ -46,7 +46,7 @@
         <w:rPr>
           <w:rFonts w:ascii="Times New Roman" w:hAnsi="Times New Roman"/>
         </w:rPr>
-        <w:t>«Наниматель», в лице директора Калиты Александра Владимировича,</w:t>
+        <w:t>«Наниматель», в лице директора Калиты Алексея Викторовича,</w:t>
       </w:r>
     </w:p>
     <w:p>
@@ -99,7 +99,7 @@
           <w:rFonts w:ascii="Times New Roman" w:hAnsi="Times New Roman"/>
           <w:b/>
         </w:rPr>
-        <w:t>25 июня 2026 г.</w:t>
+        <w:t>«___» __________ 2026 г.</w:t>
       </w:r>
       <w:r>
         <w:rPr>
@@ -120,26 +120,13 @@
           <w:rFonts w:ascii="Times New Roman" w:hAnsi="Times New Roman"/>
           <w:b/>
         </w:rPr>
-        <w:t>ведущего инженера-конструктора</w:t>
+        <w:t>начальника проектно-конструкторского отдела</w:t>
       </w:r>
       <w:r>
         <w:rPr>
           <w:rFonts w:ascii="Times New Roman" w:hAnsi="Times New Roman"/>
         </w:rPr>
-        <w:t xml:space="preserve"> проектно-конструкторского отдела с возложением функций </w:t>
-      </w:r>
-      <w:r>
-        <w:rPr>
-          <w:rFonts w:ascii="Times New Roman" w:hAnsi="Times New Roman"/>
-          <w:b/>
-        </w:rPr>
-        <w:t>руководителя проектно-конструкторского отдела</w:t>
-      </w:r>
-      <w:r>
-        <w:rPr>
-          <w:rFonts w:ascii="Times New Roman" w:hAnsi="Times New Roman"/>
-        </w:rPr>
-        <w:t>.</w:t>
+        <w:t>. Наименование должности соответствует выпуску 39 Единого квалификационного справочника должностей служащих (утв. постановлением Министерства труда и социальной защиты Республики Беларусь от 23.02.2024 № 9).</w:t>
       </w:r>
     </w:p>
     <w:p>
@@ -155,14 +142,14 @@
         <w:rPr>
           <w:rFonts w:ascii="Times New Roman" w:hAnsi="Times New Roman"/>
         </w:rPr>
-        <w:t xml:space="preserve">«ведущий инженер-конструктор» и ежемесячная </w:t>
+        <w:t xml:space="preserve">«начальник проектно-конструкторского отдела» и ежемесячная </w:t>
       </w:r>
       <w:r>
         <w:rPr>
           <w:rFonts w:ascii="Times New Roman" w:hAnsi="Times New Roman"/>
           <w:b/>
         </w:rPr>
-        <w:t>надбавка за руководство отделом в</w:t>
+        <w:t>надбавка за</w:t>
       </w:r>
     </w:p>
     <w:p>
@@ -170,7 +157,7 @@
         <w:rPr>
           <w:rFonts w:ascii="Times New Roman" w:hAnsi="Times New Roman"/>
         </w:rPr>
-        <w:t>размере 500,00 (пятьсот) бел. руб.</w:t>
+        <w:t>сложность и напряжённость труда в размере 500,00 (пятьсот) бел. руб.</w:t>
       </w:r>
     </w:p>
     <w:p>
@@ -186,7 +173,7 @@
         <w:rPr>
           <w:rFonts w:ascii="Times New Roman" w:hAnsi="Times New Roman"/>
         </w:rPr>
-        <w:t>ведущего инженера-конструктора — руководителя проектно-конструкторского отдела, с которой Работник ознакомлен.</w:t>
+        <w:t>начальника проектно-конструкторского отдела, с которой Работник ознакомлен.</w:t>
       </w:r>
     </w:p>
     <w:p>
@@ -241,6 +228,9 @@
         <w:gridCol w:w="4986"/>
       </w:tblGrid>
       <w:tr>
+        <w:trPr>
+          <w:tblHeader w:val="true"/>
+        </w:trPr>
         <w:tc>
           <w:tcPr>
             <w:tcW w:type="dxa" w:w="4986"/>

--- a/_build/docx/01_Кадровые_документы/5_Доп_соглашение_к_трудовому_договору.docx
+++ b/_build/docx/01_Кадровые_документы/5_Доп_соглашение_к_трудовому_договору.docx
@@ -224,8 +224,8 @@
         <w:tblLook w:firstColumn="1" w:firstRow="1" w:lastColumn="0" w:lastRow="0" w:noHBand="0" w:noVBand="1" w:val="04A0"/>
       </w:tblPr>
       <w:tblGrid>
-        <w:gridCol w:w="4986"/>
-        <w:gridCol w:w="4986"/>
+        <w:gridCol w:w="4819"/>
+        <w:gridCol w:w="4819"/>
       </w:tblGrid>
       <w:tr>
         <w:trPr>
@@ -233,7 +233,7 @@
         </w:trPr>
         <w:tc>
           <w:tcPr>
-            <w:tcW w:type="dxa" w:w="4986"/>
+            <w:tcW w:type="dxa" w:w="4819"/>
           </w:tcPr>
           <w:p>
             <w:r>
@@ -248,7 +248,7 @@
         </w:tc>
         <w:tc>
           <w:tcPr>
-            <w:tcW w:type="dxa" w:w="4986"/>
+            <w:tcW w:type="dxa" w:w="4819"/>
           </w:tcPr>
           <w:p>
             <w:r>
@@ -265,7 +265,7 @@
       <w:tr>
         <w:tc>
           <w:tcPr>
-            <w:tcW w:type="dxa" w:w="4986"/>
+            <w:tcW w:type="dxa" w:w="4819"/>
           </w:tcPr>
           <w:p>
             <w:r>
@@ -279,7 +279,7 @@
         </w:tc>
         <w:tc>
           <w:tcPr>
-            <w:tcW w:type="dxa" w:w="4986"/>
+            <w:tcW w:type="dxa" w:w="4819"/>
           </w:tcPr>
           <w:p>
             <w:r>
@@ -295,7 +295,7 @@
       <w:tr>
         <w:tc>
           <w:tcPr>
-            <w:tcW w:type="dxa" w:w="4986"/>
+            <w:tcW w:type="dxa" w:w="4819"/>
           </w:tcPr>
           <w:p>
             <w:r>
@@ -309,7 +309,7 @@
         </w:tc>
         <w:tc>
           <w:tcPr>
-            <w:tcW w:type="dxa" w:w="4986"/>
+            <w:tcW w:type="dxa" w:w="4819"/>
           </w:tcPr>
           <w:p/>
         </w:tc>
@@ -317,7 +317,7 @@
       <w:tr>
         <w:tc>
           <w:tcPr>
-            <w:tcW w:type="dxa" w:w="4986"/>
+            <w:tcW w:type="dxa" w:w="4819"/>
           </w:tcPr>
           <w:p>
             <w:r>
@@ -331,7 +331,7 @@
         </w:tc>
         <w:tc>
           <w:tcPr>
-            <w:tcW w:type="dxa" w:w="4986"/>
+            <w:tcW w:type="dxa" w:w="4819"/>
           </w:tcPr>
           <w:p>
             <w:r>
@@ -347,7 +347,7 @@
       <w:tr>
         <w:tc>
           <w:tcPr>
-            <w:tcW w:type="dxa" w:w="4986"/>
+            <w:tcW w:type="dxa" w:w="4819"/>
           </w:tcPr>
           <w:p>
             <w:r>
@@ -361,7 +361,7 @@
         </w:tc>
         <w:tc>
           <w:tcPr>
-            <w:tcW w:type="dxa" w:w="4986"/>
+            <w:tcW w:type="dxa" w:w="4819"/>
           </w:tcPr>
           <w:p>
             <w:r>
@@ -393,7 +393,7 @@
       </w:r>
     </w:p>
     <w:sectPr>
-      <w:pgSz w:w="12240" w:h="15840"/>
+      <w:pgSz w:w="11906" w:h="16838"/>
       <w:pgMar w:top="1134" w:right="850" w:bottom="1134" w:left="1417" w:header="720" w:footer="720" w:gutter="0"/>
       <w:cols w:space="720"/>
       <w:docGrid w:linePitch="360"/>
